--- a/reports/time-trigger.docx
+++ b/reports/time-trigger.docx
@@ -136,24 +136,16 @@
               </w:rPr>
             </w:pPr>
             <w:r>
-              <w:t xml:space="preserve">Верстка </w:t>
-            </w:r>
-            <w:proofErr w:type="gramStart"/>
-            <w:r>
-              <w:t>сайта</w:t>
+              <w:t>Верстка сайта</w:t>
+            </w:r>
+            <w:r>
+              <w:t xml:space="preserve"> </w:t>
             </w:r>
             <w:r>
               <w:rPr>
                 <w:lang w:val="en-US"/>
               </w:rPr>
-              <w:t>(</w:t>
-            </w:r>
-            <w:proofErr w:type="gramEnd"/>
-            <w:r>
-              <w:rPr>
-                <w:lang w:val="en-US"/>
-              </w:rPr>
-              <w:t>Frontend)</w:t>
+              <w:t>(Frontend)</w:t>
             </w:r>
           </w:p>
         </w:tc>
@@ -274,16 +266,14 @@
           </w:tcPr>
           <w:p>
             <w:r>
-              <w:t xml:space="preserve">Создание технической части </w:t>
-            </w:r>
-            <w:proofErr w:type="gramStart"/>
-            <w:r>
-              <w:t>проекта</w:t>
+              <w:t>Создание технической части проекта</w:t>
+            </w:r>
+            <w:r>
+              <w:t xml:space="preserve"> </w:t>
             </w:r>
             <w:r>
               <w:t>(</w:t>
             </w:r>
-            <w:proofErr w:type="gramEnd"/>
             <w:r>
               <w:rPr>
                 <w:lang w:val="en-US"/>
